--- a/Plantilla_Tlaquepaque.docx
+++ b/Plantilla_Tlaquepaque.docx
@@ -985,8 +985,8 @@
         <w:tblLook w:val="0000" w:firstRow="0" w:lastRow="0" w:firstColumn="0" w:lastColumn="0" w:noHBand="0" w:noVBand="0"/>
       </w:tblPr>
       <w:tblGrid>
-        <w:gridCol w:w="3117"/>
-        <w:gridCol w:w="6933"/>
+        <w:gridCol w:w="3110"/>
+        <w:gridCol w:w="6940"/>
       </w:tblGrid>
       <w:tr>
         <w:trPr>
@@ -1042,6 +1042,42 @@
                 <w:szCs w:val="15"/>
               </w:rPr>
             </w:pPr>
+            <w:proofErr w:type="gramStart"/>
+            <w:r>
+              <w:rPr>
+                <w:rFonts w:ascii="Arial" w:hAnsi="Arial" w:cs="Arial"/>
+                <w:sz w:val="15"/>
+                <w:szCs w:val="15"/>
+              </w:rPr>
+              <w:t xml:space="preserve">{{ </w:t>
+            </w:r>
+            <w:proofErr w:type="spellStart"/>
+            <w:r>
+              <w:rPr>
+                <w:rFonts w:ascii="Arial" w:hAnsi="Arial" w:cs="Arial"/>
+                <w:sz w:val="15"/>
+                <w:szCs w:val="15"/>
+              </w:rPr>
+              <w:t>certificado</w:t>
+            </w:r>
+            <w:proofErr w:type="gramEnd"/>
+            <w:r>
+              <w:rPr>
+                <w:rFonts w:ascii="Arial" w:hAnsi="Arial" w:cs="Arial"/>
+                <w:sz w:val="15"/>
+                <w:szCs w:val="15"/>
+              </w:rPr>
+              <w:t>_notario</w:t>
+            </w:r>
+            <w:proofErr w:type="spellEnd"/>
+            <w:r>
+              <w:rPr>
+                <w:rFonts w:ascii="Arial" w:hAnsi="Arial" w:cs="Arial"/>
+                <w:sz w:val="15"/>
+                <w:szCs w:val="15"/>
+              </w:rPr>
+              <w:t xml:space="preserve"> }}</w:t>
+            </w:r>
           </w:p>
         </w:tc>
       </w:tr>
@@ -1746,7 +1782,7 @@
                 <w:szCs w:val="18"/>
                 <w:lang w:eastAsia="es-MX"/>
               </w:rPr>
-              <w:t>{{ estado_civil_vendedor }}</w:t>
+              <w:t>{{ generales_vendedor }}</w:t>
             </w:r>
           </w:p>
         </w:tc>
@@ -2187,7 +2223,7 @@
                 <w:szCs w:val="14"/>
                 <w:lang w:val="es-ES_tradnl" w:eastAsia="es-MX"/>
               </w:rPr>
-              <w:t>{{ estado_civil_comprador }}</w:t>
+              <w:t>{{ generales_comprador }}</w:t>
             </w:r>
           </w:p>
         </w:tc>
@@ -3460,6 +3496,7 @@
               </w:rPr>
               <w:t>resto</w:t>
             </w:r>
+            <w:proofErr w:type="spellEnd"/>
             <w:r>
               <w:rPr>
                 <w:b/>
@@ -3473,15 +3510,7 @@
                 <w:b/>
                 <w:bCs/>
               </w:rPr>
-              <w:t>}</w:t>
-            </w:r>
-            <w:proofErr w:type="spellEnd"/>
-            <w:r>
-              <w:rPr>
-                <w:b/>
-                <w:bCs/>
-              </w:rPr>
-              <w:t xml:space="preserve"> ]          </w:t>
+              <w:t xml:space="preserve">} ]          </w:t>
             </w:r>
           </w:p>
         </w:tc>

--- a/Plantilla_Tlaquepaque.docx
+++ b/Plantilla_Tlaquepaque.docx
@@ -382,13 +382,13 @@
         <w:tblLook w:val="0000" w:firstRow="0" w:lastRow="0" w:firstColumn="0" w:lastColumn="0" w:noHBand="0" w:noVBand="0"/>
       </w:tblPr>
       <w:tblGrid>
-        <w:gridCol w:w="2400"/>
-        <w:gridCol w:w="2091"/>
-        <w:gridCol w:w="720"/>
-        <w:gridCol w:w="1780"/>
-        <w:gridCol w:w="424"/>
-        <w:gridCol w:w="2254"/>
-        <w:gridCol w:w="381"/>
+        <w:gridCol w:w="1010"/>
+        <w:gridCol w:w="1148"/>
+        <w:gridCol w:w="2502"/>
+        <w:gridCol w:w="1007"/>
+        <w:gridCol w:w="947"/>
+        <w:gridCol w:w="1185"/>
+        <w:gridCol w:w="2251"/>
       </w:tblGrid>
       <w:tr>
         <w:trPr>
@@ -473,62 +473,74 @@
               <w:jc w:val="center"/>
               <w:rPr>
                 <w:rFonts w:ascii="Arial" w:hAnsi="Arial" w:cs="Arial"/>
-                <w:sz w:val="15"/>
-                <w:szCs w:val="15"/>
-              </w:rPr>
-            </w:pPr>
-            <w:r>
-              <w:rPr>
-                <w:rFonts w:ascii="Arial" w:hAnsi="Arial" w:cs="Arial"/>
-                <w:sz w:val="15"/>
-                <w:szCs w:val="15"/>
-              </w:rPr>
-              <w:fldChar w:fldCharType="begin">
-                <w:ffData>
-                  <w:name w:val="Casilla1"/>
-                  <w:enabled w:val="0"/>
-                  <w:calcOnExit w:val="0"/>
-                  <w:helpText w:type="text" w:val="ELIJA CON BARRA ESPACIADORA"/>
-                  <w:checkBox>
-                    <w:size w:val="24"/>
-                    <w:default w:val="0"/>
-                  </w:checkBox>
-                </w:ffData>
-              </w:fldChar>
-            </w:r>
-            <w:bookmarkStart w:id="0" w:name="Casilla1"/>
-            <w:r>
-              <w:rPr>
-                <w:rFonts w:ascii="Arial" w:hAnsi="Arial" w:cs="Arial"/>
-                <w:sz w:val="15"/>
-                <w:szCs w:val="15"/>
-              </w:rPr>
-              <w:instrText xml:space="preserve"> FORMCHECKBOX </w:instrText>
-            </w:r>
-            <w:r>
-              <w:rPr>
-                <w:rFonts w:ascii="Arial" w:hAnsi="Arial" w:cs="Arial"/>
-                <w:sz w:val="15"/>
-                <w:szCs w:val="15"/>
-              </w:rPr>
-            </w:r>
-            <w:r>
-              <w:rPr>
-                <w:rFonts w:ascii="Arial" w:hAnsi="Arial" w:cs="Arial"/>
-                <w:sz w:val="15"/>
-                <w:szCs w:val="15"/>
-              </w:rPr>
-              <w:fldChar w:fldCharType="separate"/>
-            </w:r>
-            <w:r>
-              <w:rPr>
-                <w:rFonts w:ascii="Arial" w:hAnsi="Arial" w:cs="Arial"/>
-                <w:sz w:val="15"/>
-                <w:szCs w:val="15"/>
-              </w:rPr>
-              <w:fldChar w:fldCharType="end"/>
-            </w:r>
-            <w:bookmarkEnd w:id="0"/>
+                <w:b/>
+                <w:bCs/>
+                <w:sz w:val="15"/>
+                <w:szCs w:val="15"/>
+              </w:rPr>
+            </w:pPr>
+            <w:r>
+              <w:rPr>
+                <w:rFonts w:ascii="Arial" w:hAnsi="Arial" w:cs="Arial"/>
+                <w:b/>
+                <w:bCs/>
+              </w:rPr>
+              <w:t xml:space="preserve">[ </w:t>
+            </w:r>
+            <w:proofErr w:type="gramStart"/>
+            <w:r>
+              <w:rPr>
+                <w:rFonts w:ascii="Arial" w:hAnsi="Arial" w:cs="Arial"/>
+                <w:b/>
+                <w:bCs/>
+              </w:rPr>
+              <w:t xml:space="preserve">{{ </w:t>
+            </w:r>
+            <w:proofErr w:type="spellStart"/>
+            <w:r>
+              <w:rPr>
+                <w:rFonts w:ascii="Arial" w:hAnsi="Arial" w:cs="Arial"/>
+                <w:b/>
+                <w:bCs/>
+              </w:rPr>
+              <w:t>x</w:t>
+            </w:r>
+            <w:proofErr w:type="gramEnd"/>
+            <w:r>
+              <w:rPr>
+                <w:rFonts w:ascii="Arial" w:hAnsi="Arial" w:cs="Arial"/>
+                <w:b/>
+                <w:bCs/>
+              </w:rPr>
+              <w:t>_certificado_no_</w:t>
+            </w:r>
+            <w:proofErr w:type="gramStart"/>
+            <w:r>
+              <w:rPr>
+                <w:rFonts w:ascii="Arial" w:hAnsi="Arial" w:cs="Arial"/>
+                <w:b/>
+                <w:bCs/>
+              </w:rPr>
+              <w:t>adeudo</w:t>
+            </w:r>
+            <w:proofErr w:type="spellEnd"/>
+            <w:r>
+              <w:rPr>
+                <w:rFonts w:ascii="Arial" w:hAnsi="Arial" w:cs="Arial"/>
+                <w:b/>
+                <w:bCs/>
+              </w:rPr>
+              <w:t xml:space="preserve"> }</w:t>
+            </w:r>
+            <w:proofErr w:type="gramEnd"/>
+            <w:r>
+              <w:rPr>
+                <w:rFonts w:ascii="Arial" w:hAnsi="Arial" w:cs="Arial"/>
+                <w:b/>
+                <w:bCs/>
+              </w:rPr>
+              <w:t>} ]</w:t>
+            </w:r>
           </w:p>
         </w:tc>
         <w:tc>
@@ -578,59 +590,71 @@
               <w:jc w:val="center"/>
               <w:rPr>
                 <w:rFonts w:ascii="Arial" w:hAnsi="Arial" w:cs="Arial"/>
-                <w:sz w:val="15"/>
-                <w:szCs w:val="15"/>
-              </w:rPr>
-            </w:pPr>
-            <w:r>
-              <w:rPr>
-                <w:rFonts w:ascii="Arial" w:hAnsi="Arial" w:cs="Arial"/>
-                <w:sz w:val="15"/>
-                <w:szCs w:val="15"/>
-              </w:rPr>
-              <w:fldChar w:fldCharType="begin">
-                <w:ffData>
-                  <w:name w:val=""/>
-                  <w:enabled w:val="0"/>
-                  <w:calcOnExit w:val="0"/>
-                  <w:helpText w:type="text" w:val="ELIJA CON BARRA ESPACIADORA"/>
-                  <w:checkBox>
-                    <w:size w:val="24"/>
-                    <w:default w:val="0"/>
-                  </w:checkBox>
-                </w:ffData>
-              </w:fldChar>
-            </w:r>
-            <w:r>
-              <w:rPr>
-                <w:rFonts w:ascii="Arial" w:hAnsi="Arial" w:cs="Arial"/>
-                <w:sz w:val="15"/>
-                <w:szCs w:val="15"/>
-              </w:rPr>
-              <w:instrText xml:space="preserve"> FORMCHECKBOX </w:instrText>
-            </w:r>
-            <w:r>
-              <w:rPr>
-                <w:rFonts w:ascii="Arial" w:hAnsi="Arial" w:cs="Arial"/>
-                <w:sz w:val="15"/>
-                <w:szCs w:val="15"/>
-              </w:rPr>
-            </w:r>
-            <w:r>
-              <w:rPr>
-                <w:rFonts w:ascii="Arial" w:hAnsi="Arial" w:cs="Arial"/>
-                <w:sz w:val="15"/>
-                <w:szCs w:val="15"/>
-              </w:rPr>
-              <w:fldChar w:fldCharType="separate"/>
-            </w:r>
-            <w:r>
-              <w:rPr>
-                <w:rFonts w:ascii="Arial" w:hAnsi="Arial" w:cs="Arial"/>
-                <w:sz w:val="15"/>
-                <w:szCs w:val="15"/>
-              </w:rPr>
-              <w:fldChar w:fldCharType="end"/>
+                <w:b/>
+                <w:bCs/>
+              </w:rPr>
+            </w:pPr>
+            <w:r>
+              <w:rPr>
+                <w:rFonts w:ascii="Arial" w:hAnsi="Arial" w:cs="Arial"/>
+                <w:b/>
+                <w:bCs/>
+              </w:rPr>
+              <w:t xml:space="preserve">[ </w:t>
+            </w:r>
+            <w:proofErr w:type="gramStart"/>
+            <w:r>
+              <w:rPr>
+                <w:rFonts w:ascii="Arial" w:hAnsi="Arial" w:cs="Arial"/>
+                <w:b/>
+                <w:bCs/>
+              </w:rPr>
+              <w:t xml:space="preserve">{{ </w:t>
+            </w:r>
+            <w:proofErr w:type="spellStart"/>
+            <w:r>
+              <w:rPr>
+                <w:rFonts w:ascii="Arial" w:hAnsi="Arial" w:cs="Arial"/>
+                <w:b/>
+                <w:bCs/>
+              </w:rPr>
+              <w:t>x</w:t>
+            </w:r>
+            <w:proofErr w:type="gramEnd"/>
+            <w:r>
+              <w:rPr>
+                <w:rFonts w:ascii="Arial" w:hAnsi="Arial" w:cs="Arial"/>
+                <w:b/>
+                <w:bCs/>
+              </w:rPr>
+              <w:t>_</w:t>
+            </w:r>
+            <w:proofErr w:type="gramStart"/>
+            <w:r>
+              <w:rPr>
+                <w:rFonts w:ascii="Arial" w:hAnsi="Arial" w:cs="Arial"/>
+                <w:b/>
+                <w:bCs/>
+              </w:rPr>
+              <w:t>avaluo</w:t>
+            </w:r>
+            <w:proofErr w:type="spellEnd"/>
+            <w:r>
+              <w:rPr>
+                <w:rFonts w:ascii="Arial" w:hAnsi="Arial" w:cs="Arial"/>
+                <w:b/>
+                <w:bCs/>
+              </w:rPr>
+              <w:t xml:space="preserve"> }</w:t>
+            </w:r>
+            <w:proofErr w:type="gramEnd"/>
+            <w:r>
+              <w:rPr>
+                <w:rFonts w:ascii="Arial" w:hAnsi="Arial" w:cs="Arial"/>
+                <w:b/>
+                <w:bCs/>
+              </w:rPr>
+              <w:t>} ]</w:t>
             </w:r>
           </w:p>
         </w:tc>
@@ -681,60 +705,89 @@
               <w:jc w:val="center"/>
               <w:rPr>
                 <w:rFonts w:ascii="Arial" w:hAnsi="Arial" w:cs="Arial"/>
-                <w:sz w:val="15"/>
-                <w:szCs w:val="15"/>
-              </w:rPr>
-            </w:pPr>
-            <w:r>
-              <w:rPr>
-                <w:rFonts w:ascii="Arial" w:hAnsi="Arial" w:cs="Arial"/>
-                <w:sz w:val="15"/>
-                <w:szCs w:val="15"/>
-              </w:rPr>
-              <w:fldChar w:fldCharType="begin">
-                <w:ffData>
-                  <w:name w:val="Casilla1"/>
-                  <w:enabled/>
-                  <w:calcOnExit w:val="0"/>
-                  <w:helpText w:type="text" w:val="ELIJA CON BARRA ESPACIADORA"/>
-                  <w:checkBox>
-                    <w:size w:val="24"/>
-                    <w:default w:val="0"/>
-                    <w:checked w:val="0"/>
-                  </w:checkBox>
-                </w:ffData>
-              </w:fldChar>
-            </w:r>
-            <w:r>
-              <w:rPr>
-                <w:rFonts w:ascii="Arial" w:hAnsi="Arial" w:cs="Arial"/>
-                <w:sz w:val="15"/>
-                <w:szCs w:val="15"/>
-              </w:rPr>
-              <w:instrText xml:space="preserve"> FORMCHECKBOX </w:instrText>
-            </w:r>
-            <w:r>
-              <w:rPr>
-                <w:rFonts w:ascii="Arial" w:hAnsi="Arial" w:cs="Arial"/>
-                <w:sz w:val="15"/>
-                <w:szCs w:val="15"/>
-              </w:rPr>
-            </w:r>
-            <w:r>
-              <w:rPr>
-                <w:rFonts w:ascii="Arial" w:hAnsi="Arial" w:cs="Arial"/>
-                <w:sz w:val="15"/>
-                <w:szCs w:val="15"/>
-              </w:rPr>
-              <w:fldChar w:fldCharType="separate"/>
-            </w:r>
-            <w:r>
-              <w:rPr>
-                <w:rFonts w:ascii="Arial" w:hAnsi="Arial" w:cs="Arial"/>
-                <w:sz w:val="15"/>
-                <w:szCs w:val="15"/>
-              </w:rPr>
-              <w:fldChar w:fldCharType="end"/>
+                <w:b/>
+                <w:bCs/>
+                <w:sz w:val="15"/>
+                <w:szCs w:val="15"/>
+              </w:rPr>
+            </w:pPr>
+            <w:r>
+              <w:rPr>
+                <w:rFonts w:ascii="Arial" w:hAnsi="Arial" w:cs="Arial"/>
+                <w:b/>
+                <w:bCs/>
+              </w:rPr>
+              <w:t xml:space="preserve">[ </w:t>
+            </w:r>
+            <w:proofErr w:type="gramStart"/>
+            <w:r>
+              <w:rPr>
+                <w:rFonts w:ascii="Arial" w:hAnsi="Arial" w:cs="Arial"/>
+                <w:b/>
+                <w:bCs/>
+              </w:rPr>
+              <w:t>{{</w:t>
+            </w:r>
+            <w:r>
+              <w:rPr>
+                <w:rFonts w:ascii="Arial" w:hAnsi="Arial" w:cs="Arial"/>
+                <w:b/>
+                <w:bCs/>
+              </w:rPr>
+              <w:t xml:space="preserve"> </w:t>
+            </w:r>
+            <w:proofErr w:type="spellStart"/>
+            <w:r>
+              <w:rPr>
+                <w:rFonts w:ascii="Arial" w:hAnsi="Arial" w:cs="Arial"/>
+                <w:b/>
+                <w:bCs/>
+              </w:rPr>
+              <w:t>x</w:t>
+            </w:r>
+            <w:proofErr w:type="gramEnd"/>
+            <w:r>
+              <w:rPr>
+                <w:rFonts w:ascii="Arial" w:hAnsi="Arial" w:cs="Arial"/>
+                <w:b/>
+                <w:bCs/>
+              </w:rPr>
+              <w:t>_certificado_no_</w:t>
+            </w:r>
+            <w:proofErr w:type="gramStart"/>
+            <w:r>
+              <w:rPr>
+                <w:rFonts w:ascii="Arial" w:hAnsi="Arial" w:cs="Arial"/>
+                <w:b/>
+                <w:bCs/>
+              </w:rPr>
+              <w:t>prop</w:t>
+            </w:r>
+            <w:proofErr w:type="spellEnd"/>
+            <w:r>
+              <w:rPr>
+                <w:rFonts w:ascii="Arial" w:hAnsi="Arial" w:cs="Arial"/>
+                <w:b/>
+                <w:bCs/>
+              </w:rPr>
+              <w:t xml:space="preserve"> </w:t>
+            </w:r>
+            <w:r>
+              <w:rPr>
+                <w:rFonts w:ascii="Arial" w:hAnsi="Arial" w:cs="Arial"/>
+                <w:b/>
+                <w:bCs/>
+              </w:rPr>
+              <w:t>}</w:t>
+            </w:r>
+            <w:proofErr w:type="gramEnd"/>
+            <w:r>
+              <w:rPr>
+                <w:rFonts w:ascii="Arial" w:hAnsi="Arial" w:cs="Arial"/>
+                <w:b/>
+                <w:bCs/>
+              </w:rPr>
+              <w:t>} ]</w:t>
             </w:r>
           </w:p>
         </w:tc>
@@ -2314,6 +2367,54 @@
                 <w:lang w:val="es-ES_tradnl"/>
               </w:rPr>
             </w:pPr>
+            <w:proofErr w:type="gramStart"/>
+            <w:r>
+              <w:rPr>
+                <w:rFonts w:ascii="Arial Narrow" w:hAnsi="Arial Narrow"/>
+                <w:b/>
+                <w:iCs/>
+                <w:sz w:val="18"/>
+                <w:szCs w:val="18"/>
+                <w:lang w:val="es-ES_tradnl"/>
+              </w:rPr>
+              <w:t xml:space="preserve">{{ </w:t>
+            </w:r>
+            <w:proofErr w:type="spellStart"/>
+            <w:r>
+              <w:rPr>
+                <w:rFonts w:ascii="Arial Narrow" w:hAnsi="Arial Narrow"/>
+                <w:b/>
+                <w:iCs/>
+                <w:sz w:val="18"/>
+                <w:szCs w:val="18"/>
+                <w:lang w:val="es-ES_tradnl"/>
+              </w:rPr>
+              <w:t>rfc</w:t>
+            </w:r>
+            <w:proofErr w:type="gramEnd"/>
+            <w:r>
+              <w:rPr>
+                <w:rFonts w:ascii="Arial Narrow" w:hAnsi="Arial Narrow"/>
+                <w:b/>
+                <w:iCs/>
+                <w:sz w:val="18"/>
+                <w:szCs w:val="18"/>
+                <w:lang w:val="es-ES_tradnl"/>
+              </w:rPr>
+              <w:t>_comprador</w:t>
+            </w:r>
+            <w:proofErr w:type="spellEnd"/>
+            <w:r>
+              <w:rPr>
+                <w:rFonts w:ascii="Arial Narrow" w:hAnsi="Arial Narrow"/>
+                <w:b/>
+                <w:iCs/>
+                <w:sz w:val="18"/>
+                <w:szCs w:val="18"/>
+                <w:lang w:val="es-ES_tradnl"/>
+              </w:rPr>
+              <w:t xml:space="preserve"> }}</w:t>
+            </w:r>
           </w:p>
         </w:tc>
         <w:tc>
@@ -6429,7 +6530,6 @@
           </w:tcPr>
           <w:p>
             <w:r>
-              <w:lastRenderedPageBreak/>
               <w:t> </w:t>
             </w:r>
           </w:p>

--- a/Plantilla_Tlaquepaque.docx
+++ b/Plantilla_Tlaquepaque.docx
@@ -726,59 +726,43 @@
                 <w:b/>
                 <w:bCs/>
               </w:rPr>
-              <w:t>{{</w:t>
-            </w:r>
+              <w:t xml:space="preserve">{{ </w:t>
+            </w:r>
+            <w:proofErr w:type="spellStart"/>
             <w:r>
               <w:rPr>
                 <w:rFonts w:ascii="Arial" w:hAnsi="Arial" w:cs="Arial"/>
                 <w:b/>
                 <w:bCs/>
               </w:rPr>
-              <w:t xml:space="preserve"> </w:t>
-            </w:r>
-            <w:proofErr w:type="spellStart"/>
+              <w:t>x</w:t>
+            </w:r>
+            <w:proofErr w:type="gramEnd"/>
             <w:r>
               <w:rPr>
                 <w:rFonts w:ascii="Arial" w:hAnsi="Arial" w:cs="Arial"/>
                 <w:b/>
                 <w:bCs/>
               </w:rPr>
-              <w:t>x</w:t>
-            </w:r>
-            <w:proofErr w:type="gramEnd"/>
+              <w:t>_certificado_no_</w:t>
+            </w:r>
+            <w:proofErr w:type="gramStart"/>
             <w:r>
               <w:rPr>
                 <w:rFonts w:ascii="Arial" w:hAnsi="Arial" w:cs="Arial"/>
                 <w:b/>
                 <w:bCs/>
               </w:rPr>
-              <w:t>_certificado_no_</w:t>
-            </w:r>
-            <w:proofErr w:type="gramStart"/>
+              <w:t>prop</w:t>
+            </w:r>
+            <w:proofErr w:type="spellEnd"/>
             <w:r>
               <w:rPr>
                 <w:rFonts w:ascii="Arial" w:hAnsi="Arial" w:cs="Arial"/>
                 <w:b/>
                 <w:bCs/>
               </w:rPr>
-              <w:t>prop</w:t>
-            </w:r>
-            <w:proofErr w:type="spellEnd"/>
-            <w:r>
-              <w:rPr>
-                <w:rFonts w:ascii="Arial" w:hAnsi="Arial" w:cs="Arial"/>
-                <w:b/>
-                <w:bCs/>
-              </w:rPr>
-              <w:t xml:space="preserve"> </w:t>
-            </w:r>
-            <w:r>
-              <w:rPr>
-                <w:rFonts w:ascii="Arial" w:hAnsi="Arial" w:cs="Arial"/>
-                <w:b/>
-                <w:bCs/>
-              </w:rPr>
-              <w:t>}</w:t>
+              <w:t xml:space="preserve"> }</w:t>
             </w:r>
             <w:proofErr w:type="gramEnd"/>
             <w:r>
@@ -1448,7 +1432,7 @@
                 <w:szCs w:val="15"/>
                 <w:lang w:val="es-MX" w:eastAsia="es-MX"/>
               </w:rPr>
-              <w:t>{{ lugar_fecha_firma }}</w:t>
+              <w:t>{{ lugar_fecha_firma }} / {{ fecha_cierre }}</w:t>
             </w:r>
           </w:p>
         </w:tc>
@@ -1533,7 +1517,51 @@
             </w:tcBorders>
             <w:vAlign w:val="center"/>
           </w:tcPr>
-          <w:p/>
+          <w:p>
+            <w:pPr>
+              <w:rPr>
+                <w:rFonts w:ascii="Arial" w:hAnsi="Arial" w:cs="Arial"/>
+                <w:sz w:val="18"/>
+                <w:szCs w:val="18"/>
+              </w:rPr>
+            </w:pPr>
+            <w:proofErr w:type="gramStart"/>
+            <w:r>
+              <w:rPr>
+                <w:rFonts w:ascii="Arial" w:hAnsi="Arial" w:cs="Arial"/>
+                <w:sz w:val="18"/>
+                <w:szCs w:val="18"/>
+              </w:rPr>
+              <w:t xml:space="preserve">{{ </w:t>
+            </w:r>
+            <w:proofErr w:type="spellStart"/>
+            <w:r>
+              <w:rPr>
+                <w:rFonts w:ascii="Arial" w:hAnsi="Arial" w:cs="Arial"/>
+                <w:sz w:val="18"/>
+                <w:szCs w:val="18"/>
+              </w:rPr>
+              <w:t>fecha</w:t>
+            </w:r>
+            <w:proofErr w:type="gramEnd"/>
+            <w:r>
+              <w:rPr>
+                <w:rFonts w:ascii="Arial" w:hAnsi="Arial" w:cs="Arial"/>
+                <w:sz w:val="18"/>
+                <w:szCs w:val="18"/>
+              </w:rPr>
+              <w:t>_resolucion</w:t>
+            </w:r>
+            <w:proofErr w:type="spellEnd"/>
+            <w:r>
+              <w:rPr>
+                <w:rFonts w:ascii="Arial" w:hAnsi="Arial" w:cs="Arial"/>
+                <w:sz w:val="18"/>
+                <w:szCs w:val="18"/>
+              </w:rPr>
+              <w:t xml:space="preserve"> }}</w:t>
+            </w:r>
+          </w:p>
         </w:tc>
       </w:tr>
     </w:tbl>
@@ -3228,6 +3256,16 @@
               </w:rPr>
               <w:t xml:space="preserve">Uso: </w:t>
             </w:r>
+            <w:r>
+              <w:rPr>
+                <w:rFonts w:ascii="Arial" w:hAnsi="Arial"/>
+                <w:b/>
+                <w:bCs/>
+                <w:sz w:val="18"/>
+                <w:lang w:val="es-MX" w:eastAsia="es-MX"/>
+              </w:rPr>
+              <w:t>{{ uso_inmueble }}</w:t>
+            </w:r>
           </w:p>
         </w:tc>
       </w:tr>
@@ -3348,6 +3386,15 @@
                 <w:lang w:val="es-MX"/>
               </w:rPr>
             </w:pPr>
+            <w:r>
+              <w:rPr>
+                <w:bCs/>
+                <w:sz w:val="17"/>
+                <w:szCs w:val="17"/>
+                <w:lang w:val="es-MX"/>
+              </w:rPr>
+              <w:t>{{ antecedentes_registro }}</w:t>
+            </w:r>
           </w:p>
         </w:tc>
       </w:tr>
@@ -6372,6 +6419,11 @@
             <w:vAlign w:val="center"/>
           </w:tcPr>
           <w:p>
+            <w:pPr>
+              <w:rPr>
+                <w:rFonts w:ascii="Arial" w:hAnsi="Arial" w:cs="Arial"/>
+              </w:rPr>
+            </w:pPr>
             <w:r>
               <w:rPr>
                 <w:rFonts w:ascii="Arial" w:hAnsi="Arial" w:cs="Arial"/>
@@ -6395,7 +6447,41 @@
             <w:tcW w:w="8025" w:type="dxa"/>
             <w:vAlign w:val="center"/>
           </w:tcPr>
-          <w:p/>
+          <w:p>
+            <w:pPr>
+              <w:rPr>
+                <w:rFonts w:ascii="Arial" w:hAnsi="Arial" w:cs="Arial"/>
+              </w:rPr>
+            </w:pPr>
+            <w:proofErr w:type="gramStart"/>
+            <w:r>
+              <w:rPr>
+                <w:rFonts w:ascii="Arial" w:hAnsi="Arial" w:cs="Arial"/>
+              </w:rPr>
+              <w:t xml:space="preserve">{{ </w:t>
+            </w:r>
+            <w:proofErr w:type="spellStart"/>
+            <w:r>
+              <w:rPr>
+                <w:rFonts w:ascii="Arial" w:hAnsi="Arial" w:cs="Arial"/>
+              </w:rPr>
+              <w:t>fecha</w:t>
+            </w:r>
+            <w:proofErr w:type="gramEnd"/>
+            <w:r>
+              <w:rPr>
+                <w:rFonts w:ascii="Arial" w:hAnsi="Arial" w:cs="Arial"/>
+              </w:rPr>
+              <w:t>_cierre</w:t>
+            </w:r>
+            <w:proofErr w:type="spellEnd"/>
+            <w:r>
+              <w:rPr>
+                <w:rFonts w:ascii="Arial" w:hAnsi="Arial" w:cs="Arial"/>
+              </w:rPr>
+              <w:t xml:space="preserve"> }}</w:t>
+            </w:r>
+          </w:p>
         </w:tc>
       </w:tr>
     </w:tbl>
